--- a/pr-preview/pr-416/functions.docx
+++ b/pr-preview/pr-416/functions.docx
@@ -15,7 +15,7 @@
         <w:pStyle w:val="Date"/>
       </w:pPr>
       <w:r>
-        <w:t xml:space="preserve">Last modified: 2026-10-19 04:35:02 (PDT)</w:t>
+        <w:t xml:space="preserve">Last modified: 2026-10-19 09:39:40 (PDT)</w:t>
       </w:r>
     </w:p>
     <w:p>
@@ -71,7 +71,7 @@
         <w:t xml:space="preserve">page.</w:t>
       </w:r>
     </w:p>
-    <w:bookmarkStart w:id="56" w:name="functions"/>
+    <w:bookmarkStart w:id="63" w:name="functions"/>
     <w:p>
       <w:pPr>
         <w:pStyle w:val="Heading2"/>
@@ -10868,7 +10868,7 @@
       </w:r>
     </w:p>
     <w:bookmarkEnd w:id="53"/>
-    <w:bookmarkStart w:id="54" w:name="def-logistic-function"/>
+    <w:bookmarkStart w:id="54" w:name="def-closed-under"/>
     <w:p>
       <w:pPr>
         <w:pStyle w:val="BodyText"/>
@@ -10878,7 +10878,501 @@
           <w:b/>
           <w:bCs/>
         </w:rPr>
-        <w:t xml:space="preserve">Definition 20 (Logistic function (also called the sigmoid or expit))</w:t>
+        <w:t xml:space="preserve">Definition 20 (Closed under an operation (closure))</w:t>
+      </w:r>
+      <w:r>
+        <w:t xml:space="preserve"> </w:t>
+      </w:r>
+      <w:r>
+        <w:t xml:space="preserve">A set</w:t>
+      </w:r>
+      <w:r>
+        <w:t xml:space="preserve"> </w:t>
+      </w:r>
+      <m:oMath>
+        <m:r>
+          <m:t>A</m:t>
+        </m:r>
+      </m:oMath>
+      <w:r>
+        <w:t xml:space="preserve"> </w:t>
+      </w:r>
+      <w:r>
+        <w:t xml:space="preserve">is</w:t>
+      </w:r>
+      <w:r>
+        <w:t xml:space="preserve"> </w:t>
+      </w:r>
+      <w:r>
+        <w:rPr>
+          <w:b/>
+          <w:bCs/>
+        </w:rPr>
+        <w:t xml:space="preserve">closed under</w:t>
+      </w:r>
+      <w:r>
+        <w:t xml:space="preserve"> </w:t>
+      </w:r>
+      <w:r>
+        <w:t xml:space="preserve">[14]</w:t>
+      </w:r>
+      <w:r>
+        <w:t xml:space="preserve"> </w:t>
+      </w:r>
+      <w:r>
+        <w:t xml:space="preserve">an operation,</w:t>
+      </w:r>
+      <w:r>
+        <w:t xml:space="preserve"> </w:t>
+      </w:r>
+      <w:r>
+        <w:t xml:space="preserve">such as addition of numbers or union of sets,</w:t>
+      </w:r>
+      <w:r>
+        <w:t xml:space="preserve"> </w:t>
+      </w:r>
+      <w:r>
+        <w:t xml:space="preserve">if applying the operation to elements of</w:t>
+      </w:r>
+      <w:r>
+        <w:t xml:space="preserve"> </w:t>
+      </w:r>
+      <m:oMath>
+        <m:r>
+          <m:t>A</m:t>
+        </m:r>
+      </m:oMath>
+      <w:r>
+        <w:t xml:space="preserve"> </w:t>
+      </w:r>
+      <w:r>
+        <w:t xml:space="preserve">always gives an element of</w:t>
+      </w:r>
+      <w:r>
+        <w:t xml:space="preserve"> </w:t>
+      </w:r>
+      <m:oMath>
+        <m:r>
+          <m:t>A</m:t>
+        </m:r>
+      </m:oMath>
+      <w:r>
+        <w:t xml:space="preserve">.</w:t>
+      </w:r>
+      <w:r>
+        <w:t xml:space="preserve"> </w:t>
+      </w:r>
+      <w:r>
+        <w:t xml:space="preserve">This property is called</w:t>
+      </w:r>
+      <w:r>
+        <w:t xml:space="preserve"> </w:t>
+      </w:r>
+      <w:r>
+        <w:rPr>
+          <w:b/>
+          <w:bCs/>
+        </w:rPr>
+        <w:t xml:space="preserve">closure</w:t>
+      </w:r>
+      <w:r>
+        <w:t xml:space="preserve"> </w:t>
+      </w:r>
+      <w:r>
+        <w:t xml:space="preserve">under the operation.</w:t>
+      </w:r>
+    </w:p>
+    <w:bookmarkEnd w:id="54"/>
+    <w:bookmarkStart w:id="60" w:name="exm-closed-under"/>
+    <w:p>
+      <w:pPr>
+        <w:pStyle w:val="BodyText"/>
+      </w:pPr>
+      <w:r>
+        <w:rPr>
+          <w:b/>
+          <w:bCs/>
+        </w:rPr>
+        <w:t xml:space="preserve">Example 14 (Closed and not closed)</w:t>
+      </w:r>
+      <w:r>
+        <w:t xml:space="preserve"> </w:t>
+      </w:r>
+      <w:r>
+        <w:t xml:space="preserve"> </w:t>
+      </w:r>
+    </w:p>
+    <w:p>
+      <w:pPr>
+        <w:pStyle w:val="Compact"/>
+        <w:numPr>
+          <w:ilvl w:val="0"/>
+          <w:numId w:val="1011"/>
+        </w:numPr>
+      </w:pPr>
+      <w:r>
+        <w:t xml:space="preserve">The</w:t>
+      </w:r>
+      <w:r>
+        <w:t xml:space="preserve"> </w:t>
+      </w:r>
+      <w:hyperlink r:id="rId55">
+        <w:r>
+          <w:rPr>
+            <w:rStyle w:val="Hyperlink"/>
+          </w:rPr>
+          <w:t xml:space="preserve">even</w:t>
+        </w:r>
+      </w:hyperlink>
+      <w:r>
+        <w:t xml:space="preserve"> </w:t>
+      </w:r>
+      <w:r>
+        <w:t xml:space="preserve">integers are closed under addition:</w:t>
+      </w:r>
+      <w:r>
+        <w:t xml:space="preserve"> </w:t>
+      </w:r>
+      <w:r>
+        <w:t xml:space="preserve">for example,</w:t>
+      </w:r>
+      <w:r>
+        <w:t xml:space="preserve"> </w:t>
+      </w:r>
+      <m:oMath>
+        <m:r>
+          <m:t>2</m:t>
+        </m:r>
+        <m:r>
+          <m:rPr>
+            <m:sty m:val="p"/>
+          </m:rPr>
+          <m:t>+</m:t>
+        </m:r>
+        <m:r>
+          <m:t>4</m:t>
+        </m:r>
+        <m:r>
+          <m:rPr>
+            <m:sty m:val="p"/>
+          </m:rPr>
+          <m:t>=</m:t>
+        </m:r>
+        <m:r>
+          <m:t>6</m:t>
+        </m:r>
+      </m:oMath>
+      <w:r>
+        <w:t xml:space="preserve"> </w:t>
+      </w:r>
+      <w:r>
+        <w:t xml:space="preserve">is even, and</w:t>
+      </w:r>
+      <w:r>
+        <w:t xml:space="preserve"> </w:t>
+      </w:r>
+      <m:oMath>
+        <m:r>
+          <m:t>2</m:t>
+        </m:r>
+        <m:r>
+          <m:t>m</m:t>
+        </m:r>
+        <m:r>
+          <m:rPr>
+            <m:sty m:val="p"/>
+          </m:rPr>
+          <m:t>+</m:t>
+        </m:r>
+        <m:r>
+          <m:t>2</m:t>
+        </m:r>
+        <m:r>
+          <m:t>n</m:t>
+        </m:r>
+        <m:r>
+          <m:rPr>
+            <m:sty m:val="p"/>
+          </m:rPr>
+          <m:t>=</m:t>
+        </m:r>
+        <m:r>
+          <m:t>2</m:t>
+        </m:r>
+        <m:r>
+          <m:rPr>
+            <m:sty m:val="p"/>
+          </m:rPr>
+          <m:t>(</m:t>
+        </m:r>
+        <m:r>
+          <m:t>m</m:t>
+        </m:r>
+        <m:r>
+          <m:rPr>
+            <m:sty m:val="p"/>
+          </m:rPr>
+          <m:t>+</m:t>
+        </m:r>
+        <m:r>
+          <m:t>n</m:t>
+        </m:r>
+        <m:r>
+          <m:rPr>
+            <m:sty m:val="p"/>
+          </m:rPr>
+          <m:t>)</m:t>
+        </m:r>
+      </m:oMath>
+      <w:r>
+        <w:t xml:space="preserve"> </w:t>
+      </w:r>
+      <w:r>
+        <w:t xml:space="preserve">is even for all integers</w:t>
+      </w:r>
+      <w:r>
+        <w:t xml:space="preserve"> </w:t>
+      </w:r>
+      <m:oMath>
+        <m:r>
+          <m:t>m</m:t>
+        </m:r>
+      </m:oMath>
+      <w:r>
+        <w:t xml:space="preserve"> </w:t>
+      </w:r>
+      <w:r>
+        <w:t xml:space="preserve">and</w:t>
+      </w:r>
+      <w:r>
+        <w:t xml:space="preserve"> </w:t>
+      </w:r>
+      <m:oMath>
+        <m:r>
+          <m:t>n</m:t>
+        </m:r>
+      </m:oMath>
+      <w:r>
+        <w:t xml:space="preserve">.</w:t>
+      </w:r>
+    </w:p>
+    <w:p>
+      <w:pPr>
+        <w:pStyle w:val="Compact"/>
+        <w:numPr>
+          <w:ilvl w:val="0"/>
+          <w:numId w:val="1011"/>
+        </w:numPr>
+      </w:pPr>
+      <w:r>
+        <w:t xml:space="preserve">The odd integers are not closed under addition:</w:t>
+      </w:r>
+      <w:r>
+        <w:t xml:space="preserve"> </w:t>
+      </w:r>
+      <m:oMath>
+        <m:r>
+          <m:t>1</m:t>
+        </m:r>
+      </m:oMath>
+      <w:r>
+        <w:t xml:space="preserve"> </w:t>
+      </w:r>
+      <w:r>
+        <w:t xml:space="preserve">and</w:t>
+      </w:r>
+      <w:r>
+        <w:t xml:space="preserve"> </w:t>
+      </w:r>
+      <m:oMath>
+        <m:r>
+          <m:t>3</m:t>
+        </m:r>
+      </m:oMath>
+      <w:r>
+        <w:t xml:space="preserve"> </w:t>
+      </w:r>
+      <w:r>
+        <w:t xml:space="preserve">are odd, but</w:t>
+      </w:r>
+      <w:r>
+        <w:t xml:space="preserve"> </w:t>
+      </w:r>
+      <m:oMath>
+        <m:r>
+          <m:t>1</m:t>
+        </m:r>
+        <m:r>
+          <m:rPr>
+            <m:sty m:val="p"/>
+          </m:rPr>
+          <m:t>+</m:t>
+        </m:r>
+        <m:r>
+          <m:t>3</m:t>
+        </m:r>
+        <m:r>
+          <m:rPr>
+            <m:sty m:val="p"/>
+          </m:rPr>
+          <m:t>=</m:t>
+        </m:r>
+        <m:r>
+          <m:t>4</m:t>
+        </m:r>
+      </m:oMath>
+      <w:r>
+        <w:t xml:space="preserve"> </w:t>
+      </w:r>
+      <w:r>
+        <w:t xml:space="preserve">is even.</w:t>
+      </w:r>
+    </w:p>
+    <w:p>
+      <w:pPr>
+        <w:pStyle w:val="Compact"/>
+        <w:numPr>
+          <w:ilvl w:val="0"/>
+          <w:numId w:val="1011"/>
+        </w:numPr>
+      </w:pPr>
+      <w:r>
+        <w:t xml:space="preserve">The</w:t>
+      </w:r>
+      <w:r>
+        <w:t xml:space="preserve"> </w:t>
+      </w:r>
+      <w:hyperlink r:id="rId56">
+        <w:r>
+          <w:rPr>
+            <w:rStyle w:val="Hyperlink"/>
+          </w:rPr>
+          <w:t xml:space="preserve">collection</w:t>
+        </w:r>
+      </w:hyperlink>
+      <w:r>
+        <w:t xml:space="preserve"> </w:t>
+      </w:r>
+      <w:r>
+        <w:t xml:space="preserve">of all</w:t>
+      </w:r>
+      <w:r>
+        <w:t xml:space="preserve"> </w:t>
+      </w:r>
+      <w:hyperlink r:id="rId57">
+        <w:r>
+          <w:rPr>
+            <w:rStyle w:val="Hyperlink"/>
+          </w:rPr>
+          <w:t xml:space="preserve">subsets</w:t>
+        </w:r>
+      </w:hyperlink>
+      <w:r>
+        <w:t xml:space="preserve"> </w:t>
+      </w:r>
+      <w:r>
+        <w:t xml:space="preserve">of a</w:t>
+      </w:r>
+      <w:r>
+        <w:t xml:space="preserve"> </w:t>
+      </w:r>
+      <w:hyperlink r:id="rId58">
+        <w:r>
+          <w:rPr>
+            <w:rStyle w:val="Hyperlink"/>
+          </w:rPr>
+          <w:t xml:space="preserve">set</w:t>
+        </w:r>
+      </w:hyperlink>
+      <w:r>
+        <w:t xml:space="preserve"> </w:t>
+      </w:r>
+      <m:oMath>
+        <m:r>
+          <m:t>S</m:t>
+        </m:r>
+      </m:oMath>
+      <w:r>
+        <w:t xml:space="preserve"> </w:t>
+      </w:r>
+      <w:r>
+        <w:t xml:space="preserve">is closed under</w:t>
+      </w:r>
+      <w:r>
+        <w:t xml:space="preserve"> </w:t>
+      </w:r>
+      <w:hyperlink r:id="rId59">
+        <w:r>
+          <w:rPr>
+            <w:rStyle w:val="Hyperlink"/>
+          </w:rPr>
+          <w:t xml:space="preserve">union</w:t>
+        </w:r>
+      </w:hyperlink>
+      <w:r>
+        <w:t xml:space="preserve">:</w:t>
+      </w:r>
+      <w:r>
+        <w:t xml:space="preserve"> </w:t>
+      </w:r>
+      <w:r>
+        <w:t xml:space="preserve">the union of two subsets of</w:t>
+      </w:r>
+      <w:r>
+        <w:t xml:space="preserve"> </w:t>
+      </w:r>
+      <m:oMath>
+        <m:r>
+          <m:t>S</m:t>
+        </m:r>
+      </m:oMath>
+      <w:r>
+        <w:t xml:space="preserve"> </w:t>
+      </w:r>
+      <w:r>
+        <w:t xml:space="preserve">is again a</w:t>
+      </w:r>
+      <w:r>
+        <w:t xml:space="preserve"> </w:t>
+      </w:r>
+      <w:hyperlink r:id="rId57">
+        <w:r>
+          <w:rPr>
+            <w:rStyle w:val="Hyperlink"/>
+          </w:rPr>
+          <w:t xml:space="preserve">subset</w:t>
+        </w:r>
+      </w:hyperlink>
+      <w:r>
+        <w:t xml:space="preserve"> </w:t>
+      </w:r>
+      <w:r>
+        <w:t xml:space="preserve">of</w:t>
+      </w:r>
+      <w:r>
+        <w:t xml:space="preserve"> </w:t>
+      </w:r>
+      <m:oMath>
+        <m:r>
+          <m:t>S</m:t>
+        </m:r>
+      </m:oMath>
+      <w:r>
+        <w:t xml:space="preserve">.</w:t>
+      </w:r>
+    </w:p>
+    <w:bookmarkEnd w:id="60"/>
+    <w:bookmarkStart w:id="61" w:name="def-logistic-function"/>
+    <w:p>
+      <w:pPr>
+        <w:pStyle w:val="FirstParagraph"/>
+      </w:pPr>
+      <w:r>
+        <w:rPr>
+          <w:b/>
+          <w:bCs/>
+        </w:rPr>
+        <w:t xml:space="preserve">Definition 21 (Logistic function (also called the sigmoid or expit))</w:t>
       </w:r>
       <w:r>
         <w:t xml:space="preserve"> </w:t>
@@ -11006,7 +11500,7 @@
         <w:t xml:space="preserve"> </w:t>
       </w:r>
       <w:r>
-        <w:t xml:space="preserve">[14]</w:t>
+        <w:t xml:space="preserve">[15]</w:t>
       </w:r>
     </w:p>
     <w:p>
@@ -11107,8 +11601,8 @@
         </m:oMath>
       </m:oMathPara>
     </w:p>
-    <w:bookmarkEnd w:id="54"/>
-    <w:bookmarkStart w:id="55" w:name="exm-logistic-function"/>
+    <w:bookmarkEnd w:id="61"/>
+    <w:bookmarkStart w:id="62" w:name="exm-logistic-function"/>
     <w:p>
       <w:pPr>
         <w:pStyle w:val="FirstParagraph"/>
@@ -11118,7 +11612,7 @@
           <w:b/>
           <w:bCs/>
         </w:rPr>
-        <w:t xml:space="preserve">Example 14 (Values of the logistic function)</w:t>
+        <w:t xml:space="preserve">Example 15 (Values of the logistic function)</w:t>
       </w:r>
       <w:r>
         <w:t xml:space="preserve"> </w:t>
@@ -11646,9 +12140,9 @@
         <w:t xml:space="preserve">.</w:t>
       </w:r>
     </w:p>
-    <w:bookmarkEnd w:id="55"/>
-    <w:bookmarkEnd w:id="56"/>
-    <w:bookmarkStart w:id="73" w:name="countable-sets"/>
+    <w:bookmarkEnd w:id="62"/>
+    <w:bookmarkEnd w:id="63"/>
+    <w:bookmarkStart w:id="80" w:name="countable-sets"/>
     <w:p>
       <w:pPr>
         <w:pStyle w:val="Heading2"/>
@@ -11657,7 +12151,7 @@
         <w:t xml:space="preserve">2 Countable sets</w:t>
       </w:r>
     </w:p>
-    <w:bookmarkStart w:id="57" w:name="def-finite-set"/>
+    <w:bookmarkStart w:id="64" w:name="def-finite-set"/>
     <w:p>
       <w:pPr>
         <w:pStyle w:val="FirstParagraph"/>
@@ -11667,7 +12161,7 @@
           <w:b/>
           <w:bCs/>
         </w:rPr>
-        <w:t xml:space="preserve">Definition 21 (Finite set)</w:t>
+        <w:t xml:space="preserve">Definition 22 (Finite set)</w:t>
       </w:r>
       <w:r>
         <w:t xml:space="preserve"> </w:t>
@@ -11703,7 +12197,7 @@
         <w:t xml:space="preserve"> </w:t>
       </w:r>
       <w:r>
-        <w:t xml:space="preserve">[15]</w:t>
+        <w:t xml:space="preserve">[16]</w:t>
       </w:r>
       <w:r>
         <w:t xml:space="preserve"> </w:t>
@@ -11813,8 +12307,8 @@
         <w:t xml:space="preserve">appears exactly once.</w:t>
       </w:r>
     </w:p>
-    <w:bookmarkEnd w:id="57"/>
-    <w:bookmarkStart w:id="58" w:name="def-cardinality"/>
+    <w:bookmarkEnd w:id="64"/>
+    <w:bookmarkStart w:id="65" w:name="def-cardinality"/>
     <w:p>
       <w:pPr>
         <w:pStyle w:val="BodyText"/>
@@ -11824,7 +12318,7 @@
           <w:b/>
           <w:bCs/>
         </w:rPr>
-        <w:t xml:space="preserve">Definition 22 (Cardinality)</w:t>
+        <w:t xml:space="preserve">Definition 23 (Cardinality)</w:t>
       </w:r>
       <w:r>
         <w:t xml:space="preserve"> </w:t>
@@ -11851,7 +12345,7 @@
           <w:rPr>
             <w:rStyle w:val="Hyperlink"/>
           </w:rPr>
-          <w:t xml:space="preserve">Definition 21</w:t>
+          <w:t xml:space="preserve">Definition 22</w:t>
         </w:r>
       </w:hyperlink>
       <w:r>
@@ -11891,7 +12385,7 @@
         <w:t xml:space="preserve"> </w:t>
       </w:r>
       <w:r>
-        <w:t xml:space="preserve">[16]</w:t>
+        <w:t xml:space="preserve">[17]</w:t>
       </w:r>
       <w:r>
         <w:t xml:space="preserve"> </w:t>
@@ -11989,8 +12483,8 @@
         <w:t xml:space="preserve">.</w:t>
       </w:r>
     </w:p>
-    <w:bookmarkEnd w:id="58"/>
-    <w:bookmarkStart w:id="61" w:name="rem-cardinality-bars"/>
+    <w:bookmarkEnd w:id="65"/>
+    <w:bookmarkStart w:id="68" w:name="rem-cardinality-bars"/>
     <w:p>
       <w:pPr>
         <w:pStyle w:val="BodyText"/>
@@ -12118,7 +12612,7 @@
       <w:r>
         <w:t xml:space="preserve"> </w:t>
       </w:r>
-      <w:hyperlink r:id="rId59">
+      <w:hyperlink r:id="rId66">
         <w:r>
           <w:rPr>
             <w:rStyle w:val="Hyperlink"/>
@@ -12138,7 +12632,7 @@
       <w:r>
         <w:t xml:space="preserve"> </w:t>
       </w:r>
-      <w:hyperlink r:id="rId60">
+      <w:hyperlink r:id="rId67">
         <w:r>
           <w:rPr>
             <w:rStyle w:val="Hyperlink"/>
@@ -12273,8 +12767,8 @@
         <w:t xml:space="preserve">.</w:t>
       </w:r>
     </w:p>
-    <w:bookmarkEnd w:id="61"/>
-    <w:bookmarkStart w:id="62" w:name="exm-finite-set"/>
+    <w:bookmarkEnd w:id="68"/>
+    <w:bookmarkStart w:id="69" w:name="exm-finite-set"/>
     <w:p>
       <w:pPr>
         <w:pStyle w:val="BodyText"/>
@@ -12284,7 +12778,7 @@
           <w:b/>
           <w:bCs/>
         </w:rPr>
-        <w:t xml:space="preserve">Example 15 (Finite and infinite sets)</w:t>
+        <w:t xml:space="preserve">Example 16 (Finite and infinite sets)</w:t>
       </w:r>
       <w:r>
         <w:t xml:space="preserve"> </w:t>
@@ -12298,7 +12792,7 @@
         <w:pStyle w:val="Compact"/>
         <w:numPr>
           <w:ilvl w:val="0"/>
-          <w:numId w:val="1011"/>
+          <w:numId w:val="1012"/>
         </w:numPr>
       </w:pPr>
       <m:oMath>
@@ -12422,7 +12916,7 @@
         <w:pStyle w:val="Compact"/>
         <w:numPr>
           <w:ilvl w:val="0"/>
-          <w:numId w:val="1011"/>
+          <w:numId w:val="1012"/>
         </w:numPr>
       </w:pPr>
       <m:oMath>
@@ -12583,7 +13077,7 @@
         <w:pStyle w:val="Compact"/>
         <w:numPr>
           <w:ilvl w:val="0"/>
-          <w:numId w:val="1011"/>
+          <w:numId w:val="1012"/>
         </w:numPr>
       </w:pPr>
       <m:oMath>
@@ -12638,496 +13132,6 @@
       </m:oMath>
       <w:r>
         <w:t xml:space="preserve">.</w:t>
-      </w:r>
-    </w:p>
-    <w:p>
-      <w:pPr>
-        <w:pStyle w:val="Compact"/>
-        <w:numPr>
-          <w:ilvl w:val="0"/>
-          <w:numId w:val="1011"/>
-        </w:numPr>
-      </w:pPr>
-      <w:r>
-        <w:t xml:space="preserve">The natural numbers</w:t>
-      </w:r>
-      <w:r>
-        <w:t xml:space="preserve"> </w:t>
-      </w:r>
-      <m:oMath>
-        <m:r>
-          <m:rPr>
-            <m:scr m:val="double-struck"/>
-            <m:sty m:val="p"/>
-          </m:rPr>
-          <m:t>N</m:t>
-        </m:r>
-        <m:r>
-          <m:rPr>
-            <m:sty m:val="p"/>
-          </m:rPr>
-          <m:t>=</m:t>
-        </m:r>
-        <m:r>
-          <m:t>​</m:t>
-        </m:r>
-        <m:d>
-          <m:dPr>
-            <m:begChr m:val="{"/>
-            <m:sepChr m:val=""/>
-            <m:endChr m:val="}"/>
-            <m:grow/>
-          </m:dPr>
-          <m:e>
-            <m:r>
-              <m:t>1</m:t>
-            </m:r>
-            <m:r>
-              <m:rPr>
-                <m:sty m:val="p"/>
-              </m:rPr>
-              <m:t>,</m:t>
-            </m:r>
-            <m:r>
-              <m:t>2</m:t>
-            </m:r>
-            <m:r>
-              <m:rPr>
-                <m:sty m:val="p"/>
-              </m:rPr>
-              <m:t>,</m:t>
-            </m:r>
-            <m:r>
-              <m:t>3</m:t>
-            </m:r>
-            <m:r>
-              <m:rPr>
-                <m:sty m:val="p"/>
-              </m:rPr>
-              <m:t>,</m:t>
-            </m:r>
-            <m:r>
-              <m:rPr>
-                <m:sty m:val="p"/>
-              </m:rPr>
-              <m:t>…</m:t>
-            </m:r>
-          </m:e>
-        </m:d>
-        <m:r>
-          <m:t>​</m:t>
-        </m:r>
-      </m:oMath>
-      <w:r>
-        <w:t xml:space="preserve"> </w:t>
-      </w:r>
-      <w:r>
-        <w:t xml:space="preserve">are infinite:</w:t>
-      </w:r>
-      <w:r>
-        <w:t xml:space="preserve"> </w:t>
-      </w:r>
-      <w:r>
-        <w:t xml:space="preserve">for any</w:t>
-      </w:r>
-      <w:r>
-        <w:t xml:space="preserve"> </w:t>
-      </w:r>
-      <m:oMath>
-        <m:r>
-          <m:t>n</m:t>
-        </m:r>
-      </m:oMath>
-      <w:r>
-        <w:t xml:space="preserve">, a list</w:t>
-      </w:r>
-      <w:r>
-        <w:t xml:space="preserve"> </w:t>
-      </w:r>
-      <m:oMath>
-        <m:sSub>
-          <m:e>
-            <m:r>
-              <m:t>a</m:t>
-            </m:r>
-          </m:e>
-          <m:sub>
-            <m:r>
-              <m:t>1</m:t>
-            </m:r>
-          </m:sub>
-        </m:sSub>
-        <m:r>
-          <m:rPr>
-            <m:sty m:val="p"/>
-          </m:rPr>
-          <m:t>,</m:t>
-        </m:r>
-        <m:r>
-          <m:rPr>
-            <m:sty m:val="p"/>
-          </m:rPr>
-          <m:t>…</m:t>
-        </m:r>
-        <m:r>
-          <m:rPr>
-            <m:sty m:val="p"/>
-          </m:rPr>
-          <m:t>,</m:t>
-        </m:r>
-        <m:sSub>
-          <m:e>
-            <m:r>
-              <m:t>a</m:t>
-            </m:r>
-          </m:e>
-          <m:sub>
-            <m:r>
-              <m:t>n</m:t>
-            </m:r>
-          </m:sub>
-        </m:sSub>
-      </m:oMath>
-      <w:r>
-        <w:t xml:space="preserve"> </w:t>
-      </w:r>
-      <w:r>
-        <w:t xml:space="preserve">of natural numbers</w:t>
-      </w:r>
-      <w:r>
-        <w:t xml:space="preserve"> </w:t>
-      </w:r>
-      <w:r>
-        <w:t xml:space="preserve">misses the natural number</w:t>
-      </w:r>
-      <w:r>
-        <w:t xml:space="preserve"> </w:t>
-      </w:r>
-      <m:oMath>
-        <m:sSub>
-          <m:e>
-            <m:r>
-              <m:t>a</m:t>
-            </m:r>
-          </m:e>
-          <m:sub>
-            <m:r>
-              <m:t>1</m:t>
-            </m:r>
-          </m:sub>
-        </m:sSub>
-        <m:r>
-          <m:rPr>
-            <m:sty m:val="p"/>
-          </m:rPr>
-          <m:t>+</m:t>
-        </m:r>
-        <m:r>
-          <m:rPr>
-            <m:sty m:val="p"/>
-          </m:rPr>
-          <m:t>⋯</m:t>
-        </m:r>
-        <m:r>
-          <m:rPr>
-            <m:sty m:val="p"/>
-          </m:rPr>
-          <m:t>+</m:t>
-        </m:r>
-        <m:sSub>
-          <m:e>
-            <m:r>
-              <m:t>a</m:t>
-            </m:r>
-          </m:e>
-          <m:sub>
-            <m:r>
-              <m:t>n</m:t>
-            </m:r>
-          </m:sub>
-        </m:sSub>
-        <m:r>
-          <m:rPr>
-            <m:sty m:val="p"/>
-          </m:rPr>
-          <m:t>+</m:t>
-        </m:r>
-        <m:r>
-          <m:t>1</m:t>
-        </m:r>
-      </m:oMath>
-      <w:r>
-        <w:t xml:space="preserve">,</w:t>
-      </w:r>
-      <w:r>
-        <w:t xml:space="preserve"> </w:t>
-      </w:r>
-      <w:r>
-        <w:t xml:space="preserve">which is larger than every number in the list.</w:t>
-      </w:r>
-    </w:p>
-    <w:bookmarkEnd w:id="62"/>
-    <w:bookmarkStart w:id="63" w:name="def-infinite-set"/>
-    <w:p>
-      <w:pPr>
-        <w:pStyle w:val="FirstParagraph"/>
-      </w:pPr>
-      <w:r>
-        <w:rPr>
-          <w:b/>
-          <w:bCs/>
-        </w:rPr>
-        <w:t xml:space="preserve">Definition 23 (Infinite set)</w:t>
-      </w:r>
-      <w:r>
-        <w:t xml:space="preserve"> </w:t>
-      </w:r>
-      <w:r>
-        <w:t xml:space="preserve">A set that is not finite (</w:t>
-      </w:r>
-      <w:hyperlink w:anchor="def-finite-set">
-        <w:r>
-          <w:rPr>
-            <w:rStyle w:val="Hyperlink"/>
-          </w:rPr>
-          <w:t xml:space="preserve">Definition 21</w:t>
-        </w:r>
-      </w:hyperlink>
-      <w:r>
-        <w:t xml:space="preserve">) is</w:t>
-      </w:r>
-      <w:r>
-        <w:t xml:space="preserve"> </w:t>
-      </w:r>
-      <w:r>
-        <w:rPr>
-          <w:b/>
-          <w:bCs/>
-        </w:rPr>
-        <w:t xml:space="preserve">infinite</w:t>
-      </w:r>
-      <w:r>
-        <w:t xml:space="preserve"> </w:t>
-      </w:r>
-      <w:r>
-        <w:t xml:space="preserve">[17]</w:t>
-      </w:r>
-      <w:r>
-        <w:t xml:space="preserve">.</w:t>
-      </w:r>
-    </w:p>
-    <w:bookmarkEnd w:id="63"/>
-    <w:bookmarkStart w:id="64" w:name="def-countable-set"/>
-    <w:p>
-      <w:pPr>
-        <w:pStyle w:val="BodyText"/>
-      </w:pPr>
-      <w:r>
-        <w:rPr>
-          <w:b/>
-          <w:bCs/>
-        </w:rPr>
-        <w:t xml:space="preserve">Definition 24 (Countable set)</w:t>
-      </w:r>
-      <w:r>
-        <w:t xml:space="preserve"> </w:t>
-      </w:r>
-      <w:r>
-        <w:t xml:space="preserve">A set is</w:t>
-      </w:r>
-      <w:r>
-        <w:t xml:space="preserve"> </w:t>
-      </w:r>
-      <w:r>
-        <w:rPr>
-          <w:b/>
-          <w:bCs/>
-        </w:rPr>
-        <w:t xml:space="preserve">countable</w:t>
-      </w:r>
-      <w:r>
-        <w:t xml:space="preserve"> </w:t>
-      </w:r>
-      <w:r>
-        <w:t xml:space="preserve">[18]</w:t>
-      </w:r>
-      <w:r>
-        <w:t xml:space="preserve"> </w:t>
-      </w:r>
-      <w:r>
-        <w:t xml:space="preserve">if it is finite (</w:t>
-      </w:r>
-      <w:hyperlink w:anchor="def-finite-set">
-        <w:r>
-          <w:rPr>
-            <w:rStyle w:val="Hyperlink"/>
-          </w:rPr>
-          <w:t xml:space="preserve">Definition 21</w:t>
-        </w:r>
-      </w:hyperlink>
-      <w:r>
-        <w:t xml:space="preserve">),</w:t>
-      </w:r>
-      <w:r>
-        <w:t xml:space="preserve"> </w:t>
-      </w:r>
-      <w:r>
-        <w:t xml:space="preserve">or if its elements can be listed as a sequence (</w:t>
-      </w:r>
-      <w:hyperlink w:anchor="def-sequence">
-        <w:r>
-          <w:rPr>
-            <w:rStyle w:val="Hyperlink"/>
-          </w:rPr>
-          <w:t xml:space="preserve">Definition 17</w:t>
-        </w:r>
-      </w:hyperlink>
-      <w:r>
-        <w:t xml:space="preserve">)</w:t>
-      </w:r>
-      <w:r>
-        <w:t xml:space="preserve"> </w:t>
-      </w:r>
-      <m:oMath>
-        <m:sSub>
-          <m:e>
-            <m:r>
-              <m:t>a</m:t>
-            </m:r>
-          </m:e>
-          <m:sub>
-            <m:r>
-              <m:t>1</m:t>
-            </m:r>
-          </m:sub>
-        </m:sSub>
-        <m:r>
-          <m:rPr>
-            <m:sty m:val="p"/>
-          </m:rPr>
-          <m:t>,</m:t>
-        </m:r>
-        <m:sSub>
-          <m:e>
-            <m:r>
-              <m:t>a</m:t>
-            </m:r>
-          </m:e>
-          <m:sub>
-            <m:r>
-              <m:t>2</m:t>
-            </m:r>
-          </m:sub>
-        </m:sSub>
-        <m:r>
-          <m:rPr>
-            <m:sty m:val="p"/>
-          </m:rPr>
-          <m:t>,</m:t>
-        </m:r>
-        <m:sSub>
-          <m:e>
-            <m:r>
-              <m:t>a</m:t>
-            </m:r>
-          </m:e>
-          <m:sub>
-            <m:r>
-              <m:t>3</m:t>
-            </m:r>
-          </m:sub>
-        </m:sSub>
-        <m:r>
-          <m:rPr>
-            <m:sty m:val="p"/>
-          </m:rPr>
-          <m:t>,</m:t>
-        </m:r>
-        <m:r>
-          <m:rPr>
-            <m:sty m:val="p"/>
-          </m:rPr>
-          <m:t>…</m:t>
-        </m:r>
-      </m:oMath>
-      <w:r>
-        <w:t xml:space="preserve"> </w:t>
-      </w:r>
-      <w:r>
-        <w:t xml:space="preserve">in which every element appears.</w:t>
-      </w:r>
-    </w:p>
-    <w:bookmarkEnd w:id="64"/>
-    <w:bookmarkStart w:id="65" w:name="def-countably-infinite"/>
-    <w:p>
-      <w:pPr>
-        <w:pStyle w:val="BodyText"/>
-      </w:pPr>
-      <w:r>
-        <w:rPr>
-          <w:b/>
-          <w:bCs/>
-        </w:rPr>
-        <w:t xml:space="preserve">Definition 25 (Countably infinite set)</w:t>
-      </w:r>
-      <w:r>
-        <w:t xml:space="preserve"> </w:t>
-      </w:r>
-      <w:r>
-        <w:t xml:space="preserve">A set is</w:t>
-      </w:r>
-      <w:r>
-        <w:t xml:space="preserve"> </w:t>
-      </w:r>
-      <w:r>
-        <w:rPr>
-          <w:b/>
-          <w:bCs/>
-        </w:rPr>
-        <w:t xml:space="preserve">countably infinite</w:t>
-      </w:r>
-      <w:r>
-        <w:t xml:space="preserve"> </w:t>
-      </w:r>
-      <w:r>
-        <w:t xml:space="preserve">if it is</w:t>
-      </w:r>
-      <w:r>
-        <w:t xml:space="preserve"> </w:t>
-      </w:r>
-      <w:hyperlink w:anchor="def-countable-set">
-        <w:r>
-          <w:rPr>
-            <w:rStyle w:val="Hyperlink"/>
-          </w:rPr>
-          <w:t xml:space="preserve">countable</w:t>
-        </w:r>
-      </w:hyperlink>
-      <w:r>
-        <w:t xml:space="preserve"> </w:t>
-      </w:r>
-      <w:r>
-        <w:t xml:space="preserve">and not finite.</w:t>
-      </w:r>
-    </w:p>
-    <w:bookmarkEnd w:id="65"/>
-    <w:bookmarkStart w:id="68" w:name="exm-countable-set"/>
-    <w:p>
-      <w:pPr>
-        <w:pStyle w:val="BodyText"/>
-      </w:pPr>
-      <w:r>
-        <w:rPr>
-          <w:b/>
-          <w:bCs/>
-        </w:rPr>
-        <w:t xml:space="preserve">Example 16 (Countable and uncountable sets)</w:t>
-      </w:r>
-      <w:r>
-        <w:t xml:space="preserve"> </w:t>
-      </w:r>
-      <w:r>
-        <w:t xml:space="preserve"> </w:t>
       </w:r>
     </w:p>
     <w:p>
@@ -13138,7 +13142,26 @@
           <w:numId w:val="1012"/>
         </w:numPr>
       </w:pPr>
-      <m:oMath>
+      <w:r>
+        <w:t xml:space="preserve">The natural numbers</w:t>
+      </w:r>
+      <w:r>
+        <w:t xml:space="preserve"> </w:t>
+      </w:r>
+      <m:oMath>
+        <m:r>
+          <m:rPr>
+            <m:scr m:val="double-struck"/>
+            <m:sty m:val="p"/>
+          </m:rPr>
+          <m:t>N</m:t>
+        </m:r>
+        <m:r>
+          <m:rPr>
+            <m:sty m:val="p"/>
+          </m:rPr>
+          <m:t>=</m:t>
+        </m:r>
         <m:r>
           <m:t>​</m:t>
         </m:r>
@@ -13178,25 +13201,10 @@
               <m:t>,</m:t>
             </m:r>
             <m:r>
-              <m:t>4</m:t>
-            </m:r>
-            <m:r>
               <m:rPr>
                 <m:sty m:val="p"/>
               </m:rPr>
-              <m:t>,</m:t>
-            </m:r>
-            <m:r>
-              <m:t>5</m:t>
-            </m:r>
-            <m:r>
-              <m:rPr>
-                <m:sty m:val="p"/>
-              </m:rPr>
-              <m:t>,</m:t>
-            </m:r>
-            <m:r>
-              <m:t>6</m:t>
+              <m:t>…</m:t>
             </m:r>
           </m:e>
         </m:d>
@@ -13208,7 +13216,412 @@
         <w:t xml:space="preserve"> </w:t>
       </w:r>
       <w:r>
-        <w:t xml:space="preserve">is countable, because it is finite.</w:t>
+        <w:t xml:space="preserve">are infinite:</w:t>
+      </w:r>
+      <w:r>
+        <w:t xml:space="preserve"> </w:t>
+      </w:r>
+      <w:r>
+        <w:t xml:space="preserve">for any</w:t>
+      </w:r>
+      <w:r>
+        <w:t xml:space="preserve"> </w:t>
+      </w:r>
+      <m:oMath>
+        <m:r>
+          <m:t>n</m:t>
+        </m:r>
+      </m:oMath>
+      <w:r>
+        <w:t xml:space="preserve">, a list</w:t>
+      </w:r>
+      <w:r>
+        <w:t xml:space="preserve"> </w:t>
+      </w:r>
+      <m:oMath>
+        <m:sSub>
+          <m:e>
+            <m:r>
+              <m:t>a</m:t>
+            </m:r>
+          </m:e>
+          <m:sub>
+            <m:r>
+              <m:t>1</m:t>
+            </m:r>
+          </m:sub>
+        </m:sSub>
+        <m:r>
+          <m:rPr>
+            <m:sty m:val="p"/>
+          </m:rPr>
+          <m:t>,</m:t>
+        </m:r>
+        <m:r>
+          <m:rPr>
+            <m:sty m:val="p"/>
+          </m:rPr>
+          <m:t>…</m:t>
+        </m:r>
+        <m:r>
+          <m:rPr>
+            <m:sty m:val="p"/>
+          </m:rPr>
+          <m:t>,</m:t>
+        </m:r>
+        <m:sSub>
+          <m:e>
+            <m:r>
+              <m:t>a</m:t>
+            </m:r>
+          </m:e>
+          <m:sub>
+            <m:r>
+              <m:t>n</m:t>
+            </m:r>
+          </m:sub>
+        </m:sSub>
+      </m:oMath>
+      <w:r>
+        <w:t xml:space="preserve"> </w:t>
+      </w:r>
+      <w:r>
+        <w:t xml:space="preserve">of natural numbers</w:t>
+      </w:r>
+      <w:r>
+        <w:t xml:space="preserve"> </w:t>
+      </w:r>
+      <w:r>
+        <w:t xml:space="preserve">misses the natural number</w:t>
+      </w:r>
+      <w:r>
+        <w:t xml:space="preserve"> </w:t>
+      </w:r>
+      <m:oMath>
+        <m:sSub>
+          <m:e>
+            <m:r>
+              <m:t>a</m:t>
+            </m:r>
+          </m:e>
+          <m:sub>
+            <m:r>
+              <m:t>1</m:t>
+            </m:r>
+          </m:sub>
+        </m:sSub>
+        <m:r>
+          <m:rPr>
+            <m:sty m:val="p"/>
+          </m:rPr>
+          <m:t>+</m:t>
+        </m:r>
+        <m:r>
+          <m:rPr>
+            <m:sty m:val="p"/>
+          </m:rPr>
+          <m:t>⋯</m:t>
+        </m:r>
+        <m:r>
+          <m:rPr>
+            <m:sty m:val="p"/>
+          </m:rPr>
+          <m:t>+</m:t>
+        </m:r>
+        <m:sSub>
+          <m:e>
+            <m:r>
+              <m:t>a</m:t>
+            </m:r>
+          </m:e>
+          <m:sub>
+            <m:r>
+              <m:t>n</m:t>
+            </m:r>
+          </m:sub>
+        </m:sSub>
+        <m:r>
+          <m:rPr>
+            <m:sty m:val="p"/>
+          </m:rPr>
+          <m:t>+</m:t>
+        </m:r>
+        <m:r>
+          <m:t>1</m:t>
+        </m:r>
+      </m:oMath>
+      <w:r>
+        <w:t xml:space="preserve">,</w:t>
+      </w:r>
+      <w:r>
+        <w:t xml:space="preserve"> </w:t>
+      </w:r>
+      <w:r>
+        <w:t xml:space="preserve">which is larger than every number in the list.</w:t>
+      </w:r>
+    </w:p>
+    <w:bookmarkEnd w:id="69"/>
+    <w:bookmarkStart w:id="70" w:name="def-infinite-set"/>
+    <w:p>
+      <w:pPr>
+        <w:pStyle w:val="FirstParagraph"/>
+      </w:pPr>
+      <w:r>
+        <w:rPr>
+          <w:b/>
+          <w:bCs/>
+        </w:rPr>
+        <w:t xml:space="preserve">Definition 24 (Infinite set)</w:t>
+      </w:r>
+      <w:r>
+        <w:t xml:space="preserve"> </w:t>
+      </w:r>
+      <w:r>
+        <w:t xml:space="preserve">A set that is not finite (</w:t>
+      </w:r>
+      <w:hyperlink w:anchor="def-finite-set">
+        <w:r>
+          <w:rPr>
+            <w:rStyle w:val="Hyperlink"/>
+          </w:rPr>
+          <w:t xml:space="preserve">Definition 22</w:t>
+        </w:r>
+      </w:hyperlink>
+      <w:r>
+        <w:t xml:space="preserve">) is</w:t>
+      </w:r>
+      <w:r>
+        <w:t xml:space="preserve"> </w:t>
+      </w:r>
+      <w:r>
+        <w:rPr>
+          <w:b/>
+          <w:bCs/>
+        </w:rPr>
+        <w:t xml:space="preserve">infinite</w:t>
+      </w:r>
+      <w:r>
+        <w:t xml:space="preserve"> </w:t>
+      </w:r>
+      <w:r>
+        <w:t xml:space="preserve">[18]</w:t>
+      </w:r>
+      <w:r>
+        <w:t xml:space="preserve">.</w:t>
+      </w:r>
+    </w:p>
+    <w:bookmarkEnd w:id="70"/>
+    <w:bookmarkStart w:id="71" w:name="def-countable-set"/>
+    <w:p>
+      <w:pPr>
+        <w:pStyle w:val="BodyText"/>
+      </w:pPr>
+      <w:r>
+        <w:rPr>
+          <w:b/>
+          <w:bCs/>
+        </w:rPr>
+        <w:t xml:space="preserve">Definition 25 (Countable set)</w:t>
+      </w:r>
+      <w:r>
+        <w:t xml:space="preserve"> </w:t>
+      </w:r>
+      <w:r>
+        <w:t xml:space="preserve">A set is</w:t>
+      </w:r>
+      <w:r>
+        <w:t xml:space="preserve"> </w:t>
+      </w:r>
+      <w:r>
+        <w:rPr>
+          <w:b/>
+          <w:bCs/>
+        </w:rPr>
+        <w:t xml:space="preserve">countable</w:t>
+      </w:r>
+      <w:r>
+        <w:t xml:space="preserve"> </w:t>
+      </w:r>
+      <w:r>
+        <w:t xml:space="preserve">[19]</w:t>
+      </w:r>
+      <w:r>
+        <w:t xml:space="preserve"> </w:t>
+      </w:r>
+      <w:r>
+        <w:t xml:space="preserve">if it is finite (</w:t>
+      </w:r>
+      <w:hyperlink w:anchor="def-finite-set">
+        <w:r>
+          <w:rPr>
+            <w:rStyle w:val="Hyperlink"/>
+          </w:rPr>
+          <w:t xml:space="preserve">Definition 22</w:t>
+        </w:r>
+      </w:hyperlink>
+      <w:r>
+        <w:t xml:space="preserve">),</w:t>
+      </w:r>
+      <w:r>
+        <w:t xml:space="preserve"> </w:t>
+      </w:r>
+      <w:r>
+        <w:t xml:space="preserve">or if its elements can be listed as a sequence (</w:t>
+      </w:r>
+      <w:hyperlink w:anchor="def-sequence">
+        <w:r>
+          <w:rPr>
+            <w:rStyle w:val="Hyperlink"/>
+          </w:rPr>
+          <w:t xml:space="preserve">Definition 17</w:t>
+        </w:r>
+      </w:hyperlink>
+      <w:r>
+        <w:t xml:space="preserve">)</w:t>
+      </w:r>
+      <w:r>
+        <w:t xml:space="preserve"> </w:t>
+      </w:r>
+      <m:oMath>
+        <m:sSub>
+          <m:e>
+            <m:r>
+              <m:t>a</m:t>
+            </m:r>
+          </m:e>
+          <m:sub>
+            <m:r>
+              <m:t>1</m:t>
+            </m:r>
+          </m:sub>
+        </m:sSub>
+        <m:r>
+          <m:rPr>
+            <m:sty m:val="p"/>
+          </m:rPr>
+          <m:t>,</m:t>
+        </m:r>
+        <m:sSub>
+          <m:e>
+            <m:r>
+              <m:t>a</m:t>
+            </m:r>
+          </m:e>
+          <m:sub>
+            <m:r>
+              <m:t>2</m:t>
+            </m:r>
+          </m:sub>
+        </m:sSub>
+        <m:r>
+          <m:rPr>
+            <m:sty m:val="p"/>
+          </m:rPr>
+          <m:t>,</m:t>
+        </m:r>
+        <m:sSub>
+          <m:e>
+            <m:r>
+              <m:t>a</m:t>
+            </m:r>
+          </m:e>
+          <m:sub>
+            <m:r>
+              <m:t>3</m:t>
+            </m:r>
+          </m:sub>
+        </m:sSub>
+        <m:r>
+          <m:rPr>
+            <m:sty m:val="p"/>
+          </m:rPr>
+          <m:t>,</m:t>
+        </m:r>
+        <m:r>
+          <m:rPr>
+            <m:sty m:val="p"/>
+          </m:rPr>
+          <m:t>…</m:t>
+        </m:r>
+      </m:oMath>
+      <w:r>
+        <w:t xml:space="preserve"> </w:t>
+      </w:r>
+      <w:r>
+        <w:t xml:space="preserve">in which every element appears.</w:t>
+      </w:r>
+    </w:p>
+    <w:bookmarkEnd w:id="71"/>
+    <w:bookmarkStart w:id="72" w:name="def-countably-infinite"/>
+    <w:p>
+      <w:pPr>
+        <w:pStyle w:val="BodyText"/>
+      </w:pPr>
+      <w:r>
+        <w:rPr>
+          <w:b/>
+          <w:bCs/>
+        </w:rPr>
+        <w:t xml:space="preserve">Definition 26 (Countably infinite set)</w:t>
+      </w:r>
+      <w:r>
+        <w:t xml:space="preserve"> </w:t>
+      </w:r>
+      <w:r>
+        <w:t xml:space="preserve">A set is</w:t>
+      </w:r>
+      <w:r>
+        <w:t xml:space="preserve"> </w:t>
+      </w:r>
+      <w:r>
+        <w:rPr>
+          <w:b/>
+          <w:bCs/>
+        </w:rPr>
+        <w:t xml:space="preserve">countably infinite</w:t>
+      </w:r>
+      <w:r>
+        <w:t xml:space="preserve"> </w:t>
+      </w:r>
+      <w:r>
+        <w:t xml:space="preserve">if it is</w:t>
+      </w:r>
+      <w:r>
+        <w:t xml:space="preserve"> </w:t>
+      </w:r>
+      <w:hyperlink w:anchor="def-countable-set">
+        <w:r>
+          <w:rPr>
+            <w:rStyle w:val="Hyperlink"/>
+          </w:rPr>
+          <w:t xml:space="preserve">countable</w:t>
+        </w:r>
+      </w:hyperlink>
+      <w:r>
+        <w:t xml:space="preserve"> </w:t>
+      </w:r>
+      <w:r>
+        <w:t xml:space="preserve">and not finite.</w:t>
+      </w:r>
+    </w:p>
+    <w:bookmarkEnd w:id="72"/>
+    <w:bookmarkStart w:id="75" w:name="exm-countable-set"/>
+    <w:p>
+      <w:pPr>
+        <w:pStyle w:val="BodyText"/>
+      </w:pPr>
+      <w:r>
+        <w:rPr>
+          <w:b/>
+          <w:bCs/>
+        </w:rPr>
+        <w:t xml:space="preserve">Example 17 (Countable and uncountable sets)</w:t>
+      </w:r>
+      <w:r>
+        <w:t xml:space="preserve"> </w:t>
+      </w:r>
+      <w:r>
+        <w:t xml:space="preserve"> </w:t>
       </w:r>
     </w:p>
     <w:p>
@@ -13216,26 +13629,9 @@
         <w:pStyle w:val="Compact"/>
         <w:numPr>
           <w:ilvl w:val="0"/>
-          <w:numId w:val="1012"/>
+          <w:numId w:val="1013"/>
         </w:numPr>
       </w:pPr>
-      <w:r>
-        <w:t xml:space="preserve">The</w:t>
-      </w:r>
-      <w:r>
-        <w:t xml:space="preserve"> </w:t>
-      </w:r>
-      <w:hyperlink r:id="rId66">
-        <w:r>
-          <w:rPr>
-            <w:rStyle w:val="Hyperlink"/>
-          </w:rPr>
-          <w:t xml:space="preserve">non-negative integers</w:t>
-        </w:r>
-      </w:hyperlink>
-      <w:r>
-        <w:t xml:space="preserve"> </w:t>
-      </w:r>
       <m:oMath>
         <m:r>
           <m:t>​</m:t>
@@ -13249,7 +13645,7 @@
           </m:dPr>
           <m:e>
             <m:r>
-              <m:t>0</m:t>
+              <m:t>1</m:t>
             </m:r>
             <m:r>
               <m:rPr>
@@ -13258,7 +13654,7 @@
               <m:t>,</m:t>
             </m:r>
             <m:r>
-              <m:t>1</m:t>
+              <m:t>2</m:t>
             </m:r>
             <m:r>
               <m:rPr>
@@ -13267,7 +13663,7 @@
               <m:t>,</m:t>
             </m:r>
             <m:r>
-              <m:t>2</m:t>
+              <m:t>3</m:t>
             </m:r>
             <m:r>
               <m:rPr>
@@ -13276,10 +13672,25 @@
               <m:t>,</m:t>
             </m:r>
             <m:r>
+              <m:t>4</m:t>
+            </m:r>
+            <m:r>
               <m:rPr>
                 <m:sty m:val="p"/>
               </m:rPr>
-              <m:t>…</m:t>
+              <m:t>,</m:t>
+            </m:r>
+            <m:r>
+              <m:t>5</m:t>
+            </m:r>
+            <m:r>
+              <m:rPr>
+                <m:sty m:val="p"/>
+              </m:rPr>
+              <m:t>,</m:t>
+            </m:r>
+            <m:r>
+              <m:t>6</m:t>
             </m:r>
           </m:e>
         </m:d>
@@ -13291,57 +13702,7 @@
         <w:t xml:space="preserve"> </w:t>
       </w:r>
       <w:r>
-        <w:t xml:space="preserve">are countably infinite:</w:t>
-      </w:r>
-      <w:r>
-        <w:t xml:space="preserve"> </w:t>
-      </w:r>
-      <w:r>
-        <w:t xml:space="preserve">the sequence</w:t>
-      </w:r>
-      <w:r>
-        <w:t xml:space="preserve"> </w:t>
-      </w:r>
-      <m:oMath>
-        <m:r>
-          <m:t>0</m:t>
-        </m:r>
-        <m:r>
-          <m:rPr>
-            <m:sty m:val="p"/>
-          </m:rPr>
-          <m:t>,</m:t>
-        </m:r>
-        <m:r>
-          <m:t>1</m:t>
-        </m:r>
-        <m:r>
-          <m:rPr>
-            <m:sty m:val="p"/>
-          </m:rPr>
-          <m:t>,</m:t>
-        </m:r>
-        <m:r>
-          <m:t>2</m:t>
-        </m:r>
-        <m:r>
-          <m:rPr>
-            <m:sty m:val="p"/>
-          </m:rPr>
-          <m:t>,</m:t>
-        </m:r>
-        <m:r>
-          <m:rPr>
-            <m:sty m:val="p"/>
-          </m:rPr>
-          <m:t>…</m:t>
-        </m:r>
-      </m:oMath>
-      <w:r>
-        <w:t xml:space="preserve"> </w:t>
-      </w:r>
-      <w:r>
-        <w:t xml:space="preserve">lists them.</w:t>
+        <w:t xml:space="preserve">is countable, because it is finite.</w:t>
       </w:r>
     </w:p>
     <w:p>
@@ -13349,7 +13710,7 @@
         <w:pStyle w:val="Compact"/>
         <w:numPr>
           <w:ilvl w:val="0"/>
-          <w:numId w:val="1012"/>
+          <w:numId w:val="1013"/>
         </w:numPr>
       </w:pPr>
       <w:r>
@@ -13358,7 +13719,140 @@
       <w:r>
         <w:t xml:space="preserve"> </w:t>
       </w:r>
-      <w:hyperlink r:id="rId67">
+      <w:hyperlink r:id="rId73">
+        <w:r>
+          <w:rPr>
+            <w:rStyle w:val="Hyperlink"/>
+          </w:rPr>
+          <w:t xml:space="preserve">non-negative integers</w:t>
+        </w:r>
+      </w:hyperlink>
+      <w:r>
+        <w:t xml:space="preserve"> </w:t>
+      </w:r>
+      <m:oMath>
+        <m:r>
+          <m:t>​</m:t>
+        </m:r>
+        <m:d>
+          <m:dPr>
+            <m:begChr m:val="{"/>
+            <m:sepChr m:val=""/>
+            <m:endChr m:val="}"/>
+            <m:grow/>
+          </m:dPr>
+          <m:e>
+            <m:r>
+              <m:t>0</m:t>
+            </m:r>
+            <m:r>
+              <m:rPr>
+                <m:sty m:val="p"/>
+              </m:rPr>
+              <m:t>,</m:t>
+            </m:r>
+            <m:r>
+              <m:t>1</m:t>
+            </m:r>
+            <m:r>
+              <m:rPr>
+                <m:sty m:val="p"/>
+              </m:rPr>
+              <m:t>,</m:t>
+            </m:r>
+            <m:r>
+              <m:t>2</m:t>
+            </m:r>
+            <m:r>
+              <m:rPr>
+                <m:sty m:val="p"/>
+              </m:rPr>
+              <m:t>,</m:t>
+            </m:r>
+            <m:r>
+              <m:rPr>
+                <m:sty m:val="p"/>
+              </m:rPr>
+              <m:t>…</m:t>
+            </m:r>
+          </m:e>
+        </m:d>
+        <m:r>
+          <m:t>​</m:t>
+        </m:r>
+      </m:oMath>
+      <w:r>
+        <w:t xml:space="preserve"> </w:t>
+      </w:r>
+      <w:r>
+        <w:t xml:space="preserve">are countably infinite:</w:t>
+      </w:r>
+      <w:r>
+        <w:t xml:space="preserve"> </w:t>
+      </w:r>
+      <w:r>
+        <w:t xml:space="preserve">the sequence</w:t>
+      </w:r>
+      <w:r>
+        <w:t xml:space="preserve"> </w:t>
+      </w:r>
+      <m:oMath>
+        <m:r>
+          <m:t>0</m:t>
+        </m:r>
+        <m:r>
+          <m:rPr>
+            <m:sty m:val="p"/>
+          </m:rPr>
+          <m:t>,</m:t>
+        </m:r>
+        <m:r>
+          <m:t>1</m:t>
+        </m:r>
+        <m:r>
+          <m:rPr>
+            <m:sty m:val="p"/>
+          </m:rPr>
+          <m:t>,</m:t>
+        </m:r>
+        <m:r>
+          <m:t>2</m:t>
+        </m:r>
+        <m:r>
+          <m:rPr>
+            <m:sty m:val="p"/>
+          </m:rPr>
+          <m:t>,</m:t>
+        </m:r>
+        <m:r>
+          <m:rPr>
+            <m:sty m:val="p"/>
+          </m:rPr>
+          <m:t>…</m:t>
+        </m:r>
+      </m:oMath>
+      <w:r>
+        <w:t xml:space="preserve"> </w:t>
+      </w:r>
+      <w:r>
+        <w:t xml:space="preserve">lists them.</w:t>
+      </w:r>
+    </w:p>
+    <w:p>
+      <w:pPr>
+        <w:pStyle w:val="Compact"/>
+        <w:numPr>
+          <w:ilvl w:val="0"/>
+          <w:numId w:val="1013"/>
+        </w:numPr>
+      </w:pPr>
+      <w:r>
+        <w:t xml:space="preserve">The</w:t>
+      </w:r>
+      <w:r>
+        <w:t xml:space="preserve"> </w:t>
+      </w:r>
+      <w:hyperlink r:id="rId74">
         <w:r>
           <w:rPr>
             <w:rStyle w:val="Hyperlink"/>
@@ -13477,8 +13971,8 @@
         <w:t xml:space="preserve">lists every one of them.</w:t>
       </w:r>
     </w:p>
-    <w:bookmarkEnd w:id="68"/>
-    <w:bookmarkStart w:id="69" w:name="thm-interval-uncountable"/>
+    <w:bookmarkEnd w:id="75"/>
+    <w:bookmarkStart w:id="76" w:name="thm-interval-uncountable"/>
     <w:p>
       <w:pPr>
         <w:pStyle w:val="FirstParagraph"/>
@@ -13546,8 +14040,8 @@
         <w:t xml:space="preserve">.</w:t>
       </w:r>
     </w:p>
-    <w:bookmarkEnd w:id="69"/>
-    <w:bookmarkStart w:id="72" w:name="rem-cantor-diagonal"/>
+    <w:bookmarkEnd w:id="76"/>
+    <w:bookmarkStart w:id="79" w:name="rem-cantor-diagonal"/>
     <w:p>
       <w:pPr>
         <w:pStyle w:val="BodyText"/>
@@ -13568,7 +14062,7 @@
       <w:r>
         <w:t xml:space="preserve"> </w:t>
       </w:r>
-      <w:hyperlink r:id="rId70">
+      <w:hyperlink r:id="rId77">
         <w:r>
           <w:rPr>
             <w:rStyle w:val="Hyperlink"/>
@@ -13664,7 +14158,7 @@
       <w:r>
         <w:t xml:space="preserve"> </w:t>
       </w:r>
-      <w:hyperlink r:id="rId71">
+      <w:hyperlink r:id="rId78">
         <w:r>
           <w:rPr>
             <w:rStyle w:val="Hyperlink"/>
@@ -13768,7 +14262,7 @@
         <w:t xml:space="preserve"> </w:t>
       </w:r>
       <w:r>
-        <w:t xml:space="preserve">[19]</w:t>
+        <w:t xml:space="preserve">[20]</w:t>
       </w:r>
       <w:r>
         <w:t xml:space="preserve">.</w:t>
@@ -13989,9 +14483,9 @@
         <w:t xml:space="preserve">and from the third in the third digit.</w:t>
       </w:r>
     </w:p>
-    <w:bookmarkEnd w:id="72"/>
-    <w:bookmarkEnd w:id="73"/>
-    <w:bookmarkStart w:id="113" w:name="references"/>
+    <w:bookmarkEnd w:id="79"/>
+    <w:bookmarkEnd w:id="80"/>
+    <w:bookmarkStart w:id="122" w:name="references"/>
     <w:p>
       <w:pPr>
         <w:pStyle w:val="Heading2"/>
@@ -14000,8 +14494,8 @@
         <w:t xml:space="preserve">References</w:t>
       </w:r>
     </w:p>
-    <w:bookmarkStart w:id="112" w:name="refs"/>
-    <w:bookmarkStart w:id="75" w:name="ref-wikipedia_function_mathematics"/>
+    <w:bookmarkStart w:id="121" w:name="refs"/>
+    <w:bookmarkStart w:id="82" w:name="ref-wikipedia_function_mathematics"/>
     <w:p>
       <w:pPr>
         <w:pStyle w:val="Bibliography"/>
@@ -14048,7 +14542,7 @@
       <w:r>
         <w:t xml:space="preserve"> </w:t>
       </w:r>
-      <w:hyperlink r:id="rId74">
+      <w:hyperlink r:id="rId81">
         <w:r>
           <w:rPr>
             <w:rStyle w:val="Hyperlink"/>
@@ -14057,8 +14551,8 @@
         </w:r>
       </w:hyperlink>
     </w:p>
-    <w:bookmarkEnd w:id="75"/>
-    <w:bookmarkStart w:id="77" w:name="ref-wikipedia_binary_relation"/>
+    <w:bookmarkEnd w:id="82"/>
+    <w:bookmarkStart w:id="84" w:name="ref-wikipedia_binary_relation"/>
     <w:p>
       <w:pPr>
         <w:pStyle w:val="Bibliography"/>
@@ -14105,7 +14599,7 @@
       <w:r>
         <w:t xml:space="preserve"> </w:t>
       </w:r>
-      <w:hyperlink r:id="rId76">
+      <w:hyperlink r:id="rId83">
         <w:r>
           <w:rPr>
             <w:rStyle w:val="Hyperlink"/>
@@ -14114,8 +14608,8 @@
         </w:r>
       </w:hyperlink>
     </w:p>
-    <w:bookmarkEnd w:id="77"/>
-    <w:bookmarkStart w:id="79" w:name="ref-wikipedia_domain_of_a_function"/>
+    <w:bookmarkEnd w:id="84"/>
+    <w:bookmarkStart w:id="86" w:name="ref-wikipedia_domain_of_a_function"/>
     <w:p>
       <w:pPr>
         <w:pStyle w:val="Bibliography"/>
@@ -14162,7 +14656,7 @@
       <w:r>
         <w:t xml:space="preserve"> </w:t>
       </w:r>
-      <w:hyperlink r:id="rId78">
+      <w:hyperlink r:id="rId85">
         <w:r>
           <w:rPr>
             <w:rStyle w:val="Hyperlink"/>
@@ -14171,8 +14665,8 @@
         </w:r>
       </w:hyperlink>
     </w:p>
-    <w:bookmarkEnd w:id="79"/>
-    <w:bookmarkStart w:id="81" w:name="ref-wikipedia_codomain"/>
+    <w:bookmarkEnd w:id="86"/>
+    <w:bookmarkStart w:id="88" w:name="ref-wikipedia_codomain"/>
     <w:p>
       <w:pPr>
         <w:pStyle w:val="Bibliography"/>
@@ -14219,7 +14713,7 @@
       <w:r>
         <w:t xml:space="preserve"> </w:t>
       </w:r>
-      <w:hyperlink r:id="rId80">
+      <w:hyperlink r:id="rId87">
         <w:r>
           <w:rPr>
             <w:rStyle w:val="Hyperlink"/>
@@ -14228,8 +14722,8 @@
         </w:r>
       </w:hyperlink>
     </w:p>
-    <w:bookmarkEnd w:id="81"/>
-    <w:bookmarkStart w:id="83" w:name="ref-wikipedia_image_mathematics"/>
+    <w:bookmarkEnd w:id="88"/>
+    <w:bookmarkStart w:id="90" w:name="ref-wikipedia_image_mathematics"/>
     <w:p>
       <w:pPr>
         <w:pStyle w:val="Bibliography"/>
@@ -14276,7 +14770,7 @@
       <w:r>
         <w:t xml:space="preserve"> </w:t>
       </w:r>
-      <w:hyperlink r:id="rId82">
+      <w:hyperlink r:id="rId89">
         <w:r>
           <w:rPr>
             <w:rStyle w:val="Hyperlink"/>
@@ -14285,8 +14779,8 @@
         </w:r>
       </w:hyperlink>
     </w:p>
-    <w:bookmarkEnd w:id="83"/>
-    <w:bookmarkStart w:id="85" w:name="ref-wikipedia_range_of_a_function"/>
+    <w:bookmarkEnd w:id="90"/>
+    <w:bookmarkStart w:id="92" w:name="ref-wikipedia_range_of_a_function"/>
     <w:p>
       <w:pPr>
         <w:pStyle w:val="Bibliography"/>
@@ -14333,7 +14827,7 @@
       <w:r>
         <w:t xml:space="preserve"> </w:t>
       </w:r>
-      <w:hyperlink r:id="rId84">
+      <w:hyperlink r:id="rId91">
         <w:r>
           <w:rPr>
             <w:rStyle w:val="Hyperlink"/>
@@ -14342,8 +14836,8 @@
         </w:r>
       </w:hyperlink>
     </w:p>
-    <w:bookmarkEnd w:id="85"/>
-    <w:bookmarkStart w:id="87" w:name="ref-wikipedia_graph_of_a_function"/>
+    <w:bookmarkEnd w:id="92"/>
+    <w:bookmarkStart w:id="94" w:name="ref-wikipedia_graph_of_a_function"/>
     <w:p>
       <w:pPr>
         <w:pStyle w:val="Bibliography"/>
@@ -14390,7 +14884,7 @@
       <w:r>
         <w:t xml:space="preserve"> </w:t>
       </w:r>
-      <w:hyperlink r:id="rId86">
+      <w:hyperlink r:id="rId93">
         <w:r>
           <w:rPr>
             <w:rStyle w:val="Hyperlink"/>
@@ -14399,8 +14893,8 @@
         </w:r>
       </w:hyperlink>
     </w:p>
-    <w:bookmarkEnd w:id="87"/>
-    <w:bookmarkStart w:id="89" w:name="ref-halmos1974naive"/>
+    <w:bookmarkEnd w:id="94"/>
+    <w:bookmarkStart w:id="96" w:name="ref-halmos1974naive"/>
     <w:p>
       <w:pPr>
         <w:pStyle w:val="Bibliography"/>
@@ -14433,7 +14927,7 @@
       <w:r>
         <w:t xml:space="preserve"> </w:t>
       </w:r>
-      <w:hyperlink r:id="rId88">
+      <w:hyperlink r:id="rId95">
         <w:r>
           <w:rPr>
             <w:rStyle w:val="Hyperlink"/>
@@ -14445,8 +14939,8 @@
         <w:t xml:space="preserve">.</w:t>
       </w:r>
     </w:p>
-    <w:bookmarkEnd w:id="89"/>
-    <w:bookmarkStart w:id="91" w:name="ref-wikipedia_function_composition"/>
+    <w:bookmarkEnd w:id="96"/>
+    <w:bookmarkStart w:id="98" w:name="ref-wikipedia_function_composition"/>
     <w:p>
       <w:pPr>
         <w:pStyle w:val="Bibliography"/>
@@ -14493,7 +14987,7 @@
       <w:r>
         <w:t xml:space="preserve"> </w:t>
       </w:r>
-      <w:hyperlink r:id="rId90">
+      <w:hyperlink r:id="rId97">
         <w:r>
           <w:rPr>
             <w:rStyle w:val="Hyperlink"/>
@@ -14502,8 +14996,8 @@
         </w:r>
       </w:hyperlink>
     </w:p>
-    <w:bookmarkEnd w:id="91"/>
-    <w:bookmarkStart w:id="93" w:name="ref-wikipedia_inverse_function"/>
+    <w:bookmarkEnd w:id="98"/>
+    <w:bookmarkStart w:id="100" w:name="ref-wikipedia_inverse_function"/>
     <w:p>
       <w:pPr>
         <w:pStyle w:val="Bibliography"/>
@@ -14550,7 +15044,7 @@
       <w:r>
         <w:t xml:space="preserve"> </w:t>
       </w:r>
-      <w:hyperlink r:id="rId92">
+      <w:hyperlink r:id="rId99">
         <w:r>
           <w:rPr>
             <w:rStyle w:val="Hyperlink"/>
@@ -14559,8 +15053,8 @@
         </w:r>
       </w:hyperlink>
     </w:p>
-    <w:bookmarkEnd w:id="93"/>
-    <w:bookmarkStart w:id="95" w:name="ref-wikipedia_operator_mathematics"/>
+    <w:bookmarkEnd w:id="100"/>
+    <w:bookmarkStart w:id="102" w:name="ref-wikipedia_operator_mathematics"/>
     <w:p>
       <w:pPr>
         <w:pStyle w:val="Bibliography"/>
@@ -14607,7 +15101,7 @@
       <w:r>
         <w:t xml:space="preserve"> </w:t>
       </w:r>
-      <w:hyperlink r:id="rId94">
+      <w:hyperlink r:id="rId101">
         <w:r>
           <w:rPr>
             <w:rStyle w:val="Hyperlink"/>
@@ -14616,8 +15110,8 @@
         </w:r>
       </w:hyperlink>
     </w:p>
-    <w:bookmarkEnd w:id="95"/>
-    <w:bookmarkStart w:id="97" w:name="ref-wikipedia_functional_mathematics"/>
+    <w:bookmarkEnd w:id="102"/>
+    <w:bookmarkStart w:id="104" w:name="ref-wikipedia_functional_mathematics"/>
     <w:p>
       <w:pPr>
         <w:pStyle w:val="Bibliography"/>
@@ -14664,7 +15158,7 @@
       <w:r>
         <w:t xml:space="preserve"> </w:t>
       </w:r>
-      <w:hyperlink r:id="rId96">
+      <w:hyperlink r:id="rId103">
         <w:r>
           <w:rPr>
             <w:rStyle w:val="Hyperlink"/>
@@ -14673,8 +15167,8 @@
         </w:r>
       </w:hyperlink>
     </w:p>
-    <w:bookmarkEnd w:id="97"/>
-    <w:bookmarkStart w:id="99" w:name="ref-wikipedia_sequence"/>
+    <w:bookmarkEnd w:id="104"/>
+    <w:bookmarkStart w:id="106" w:name="ref-wikipedia_sequence"/>
     <w:p>
       <w:pPr>
         <w:pStyle w:val="Bibliography"/>
@@ -14721,7 +15215,7 @@
       <w:r>
         <w:t xml:space="preserve"> </w:t>
       </w:r>
-      <w:hyperlink r:id="rId98">
+      <w:hyperlink r:id="rId105">
         <w:r>
           <w:rPr>
             <w:rStyle w:val="Hyperlink"/>
@@ -14730,8 +15224,8 @@
         </w:r>
       </w:hyperlink>
     </w:p>
-    <w:bookmarkEnd w:id="99"/>
-    <w:bookmarkStart w:id="101" w:name="ref-wikipedia_logistic_function"/>
+    <w:bookmarkEnd w:id="106"/>
+    <w:bookmarkStart w:id="108" w:name="ref-wikipedia_closure_mathematics"/>
     <w:p>
       <w:pPr>
         <w:pStyle w:val="Bibliography"/>
@@ -14752,6 +15246,63 @@
         <w:t xml:space="preserve"> </w:t>
       </w:r>
       <w:r>
+        <w:t xml:space="preserve">“Closure (mathematics) —</w:t>
+      </w:r>
+      <w:r>
+        <w:t xml:space="preserve"> </w:t>
+      </w:r>
+      <w:r>
+        <w:t xml:space="preserve">Wikipedia</w:t>
+      </w:r>
+      <w:r>
+        <w:t xml:space="preserve">,</w:t>
+      </w:r>
+      <w:r>
+        <w:t xml:space="preserve"> </w:t>
+      </w:r>
+      <w:r>
+        <w:t xml:space="preserve">the free encyclopedia.”</w:t>
+      </w:r>
+      <w:r>
+        <w:t xml:space="preserve"> </w:t>
+      </w:r>
+      <w:r>
+        <w:t xml:space="preserve">2026. Available:</w:t>
+      </w:r>
+      <w:r>
+        <w:t xml:space="preserve"> </w:t>
+      </w:r>
+      <w:hyperlink r:id="rId107">
+        <w:r>
+          <w:rPr>
+            <w:rStyle w:val="Hyperlink"/>
+          </w:rPr>
+          <w:t xml:space="preserve">https://en.wikipedia.org/wiki/Closure_(mathematics)</w:t>
+        </w:r>
+      </w:hyperlink>
+    </w:p>
+    <w:bookmarkEnd w:id="108"/>
+    <w:bookmarkStart w:id="110" w:name="ref-wikipedia_logistic_function"/>
+    <w:p>
+      <w:pPr>
+        <w:pStyle w:val="Bibliography"/>
+      </w:pPr>
+      <w:r>
+        <w:t xml:space="preserve">[15]</w:t>
+      </w:r>
+      <w:r>
+        <w:t xml:space="preserve"> </w:t>
+      </w:r>
+      <w:r>
+        <w:t xml:space="preserve">	</w:t>
+      </w:r>
+      <w:r>
+        <w:t xml:space="preserve">Wikipedia contributors,</w:t>
+      </w:r>
+      <w:r>
+        <w:t xml:space="preserve"> </w:t>
+      </w:r>
+      <w:r>
         <w:t xml:space="preserve">“Logistic function —</w:t>
       </w:r>
       <w:r>
@@ -14778,7 +15329,7 @@
       <w:r>
         <w:t xml:space="preserve"> </w:t>
       </w:r>
-      <w:hyperlink r:id="rId100">
+      <w:hyperlink r:id="rId109">
         <w:r>
           <w:rPr>
             <w:rStyle w:val="Hyperlink"/>
@@ -14787,14 +15338,14 @@
         </w:r>
       </w:hyperlink>
     </w:p>
-    <w:bookmarkEnd w:id="101"/>
-    <w:bookmarkStart w:id="103" w:name="ref-wikipedia_finite_set"/>
+    <w:bookmarkEnd w:id="110"/>
+    <w:bookmarkStart w:id="112" w:name="ref-wikipedia_finite_set"/>
     <w:p>
       <w:pPr>
         <w:pStyle w:val="Bibliography"/>
       </w:pPr>
       <w:r>
-        <w:t xml:space="preserve">[15]</w:t>
+        <w:t xml:space="preserve">[16]</w:t>
       </w:r>
       <w:r>
         <w:t xml:space="preserve"> </w:t>
@@ -14835,7 +15386,7 @@
       <w:r>
         <w:t xml:space="preserve"> </w:t>
       </w:r>
-      <w:hyperlink r:id="rId102">
+      <w:hyperlink r:id="rId111">
         <w:r>
           <w:rPr>
             <w:rStyle w:val="Hyperlink"/>
@@ -14844,14 +15395,14 @@
         </w:r>
       </w:hyperlink>
     </w:p>
-    <w:bookmarkEnd w:id="103"/>
-    <w:bookmarkStart w:id="105" w:name="ref-wikipedia_cardinality"/>
+    <w:bookmarkEnd w:id="112"/>
+    <w:bookmarkStart w:id="114" w:name="ref-wikipedia_cardinality"/>
     <w:p>
       <w:pPr>
         <w:pStyle w:val="Bibliography"/>
       </w:pPr>
       <w:r>
-        <w:t xml:space="preserve">[16]</w:t>
+        <w:t xml:space="preserve">[17]</w:t>
       </w:r>
       <w:r>
         <w:t xml:space="preserve"> </w:t>
@@ -14892,7 +15443,7 @@
       <w:r>
         <w:t xml:space="preserve"> </w:t>
       </w:r>
-      <w:hyperlink r:id="rId104">
+      <w:hyperlink r:id="rId113">
         <w:r>
           <w:rPr>
             <w:rStyle w:val="Hyperlink"/>
@@ -14901,14 +15452,14 @@
         </w:r>
       </w:hyperlink>
     </w:p>
-    <w:bookmarkEnd w:id="105"/>
-    <w:bookmarkStart w:id="107" w:name="ref-wikipedia_infinite_set"/>
+    <w:bookmarkEnd w:id="114"/>
+    <w:bookmarkStart w:id="116" w:name="ref-wikipedia_infinite_set"/>
     <w:p>
       <w:pPr>
         <w:pStyle w:val="Bibliography"/>
       </w:pPr>
       <w:r>
-        <w:t xml:space="preserve">[17]</w:t>
+        <w:t xml:space="preserve">[18]</w:t>
       </w:r>
       <w:r>
         <w:t xml:space="preserve"> </w:t>
@@ -14949,7 +15500,7 @@
       <w:r>
         <w:t xml:space="preserve"> </w:t>
       </w:r>
-      <w:hyperlink r:id="rId106">
+      <w:hyperlink r:id="rId115">
         <w:r>
           <w:rPr>
             <w:rStyle w:val="Hyperlink"/>
@@ -14958,14 +15509,14 @@
         </w:r>
       </w:hyperlink>
     </w:p>
-    <w:bookmarkEnd w:id="107"/>
-    <w:bookmarkStart w:id="109" w:name="ref-wikipedia_countable_set"/>
+    <w:bookmarkEnd w:id="116"/>
+    <w:bookmarkStart w:id="118" w:name="ref-wikipedia_countable_set"/>
     <w:p>
       <w:pPr>
         <w:pStyle w:val="Bibliography"/>
       </w:pPr>
       <w:r>
-        <w:t xml:space="preserve">[18]</w:t>
+        <w:t xml:space="preserve">[19]</w:t>
       </w:r>
       <w:r>
         <w:t xml:space="preserve"> </w:t>
@@ -15006,7 +15557,7 @@
       <w:r>
         <w:t xml:space="preserve"> </w:t>
       </w:r>
-      <w:hyperlink r:id="rId108">
+      <w:hyperlink r:id="rId117">
         <w:r>
           <w:rPr>
             <w:rStyle w:val="Hyperlink"/>
@@ -15015,14 +15566,14 @@
         </w:r>
       </w:hyperlink>
     </w:p>
-    <w:bookmarkEnd w:id="109"/>
-    <w:bookmarkStart w:id="111" w:name="ref-wikipedia_cantors_diagonal_argument"/>
+    <w:bookmarkEnd w:id="118"/>
+    <w:bookmarkStart w:id="120" w:name="ref-wikipedia_cantors_diagonal_argument"/>
     <w:p>
       <w:pPr>
         <w:pStyle w:val="Bibliography"/>
       </w:pPr>
       <w:r>
-        <w:t xml:space="preserve">[19]</w:t>
+        <w:t xml:space="preserve">[20]</w:t>
       </w:r>
       <w:r>
         <w:t xml:space="preserve"> </w:t>
@@ -15063,7 +15614,7 @@
       <w:r>
         <w:t xml:space="preserve"> </w:t>
       </w:r>
-      <w:hyperlink r:id="rId110">
+      <w:hyperlink r:id="rId119">
         <w:r>
           <w:rPr>
             <w:rStyle w:val="Hyperlink"/>
@@ -15072,9 +15623,9 @@
         </w:r>
       </w:hyperlink>
     </w:p>
-    <w:bookmarkEnd w:id="111"/>
-    <w:bookmarkEnd w:id="112"/>
-    <w:bookmarkEnd w:id="113"/>
+    <w:bookmarkEnd w:id="120"/>
+    <w:bookmarkEnd w:id="121"/>
+    <w:bookmarkEnd w:id="122"/>
     <w:sectPr>
       <w:footnotePr>
         <w:numRestart w:val="eachSect"/>
@@ -15437,6 +15988,9 @@
     <w:abstractNumId w:val="991"/>
   </w:num>
   <w:num w:numId="1012">
+    <w:abstractNumId w:val="991"/>
+  </w:num>
+  <w:num w:numId="1013">
     <w:abstractNumId w:val="991"/>
   </w:num>
 </w:numbering>
